--- a/FE/public/mau-timeline-ky-hoc.docx
+++ b/FE/public/mau-timeline-ky-hoc.docx
@@ -111,7 +111,6 @@
           <w:sz w:val="24"/>
           <w:szCs w:val="24"/>
         </w:rPr>
-        <w:t xml:space="preserve">Summer</w:t>
       </w:r>
     </w:p>
     <w:p>
@@ -134,7 +133,6 @@
           <w:sz w:val="24"/>
           <w:szCs w:val="24"/>
         </w:rPr>
-        <w:t xml:space="preserve">2026</w:t>
       </w:r>
     </w:p>
     <w:p>
@@ -157,7 +155,6 @@
           <w:sz w:val="24"/>
           <w:szCs w:val="24"/>
         </w:rPr>
-        <w:t xml:space="preserve">Tập trung nâng cao kỹ năng lập trình và tăng cường kết nối thành viên trong CLB.</w:t>
       </w:r>
     </w:p>
     <w:p>
@@ -180,7 +177,6 @@
           <w:sz w:val="24"/>
           <w:szCs w:val="24"/>
         </w:rPr>
-        <w:t xml:space="preserve">Tăng 20% thành viên tích cực; tổ chức tối thiểu 3 workshop kỹ thuật; 1 cuộc thi lớn.</w:t>
       </w:r>
     </w:p>
     <w:p>
@@ -237,7 +233,6 @@
           <w:sz w:val="24"/>
           <w:szCs w:val="24"/>
         </w:rPr>
-        <w:t xml:space="preserve">Workshop React cơ bản</w:t>
       </w:r>
     </w:p>
     <w:p>
@@ -260,7 +255,6 @@
           <w:sz w:val="24"/>
           <w:szCs w:val="24"/>
         </w:rPr>
-        <w:t xml:space="preserve">Công nghệ (IT)</w:t>
       </w:r>
     </w:p>
     <w:p>
@@ -283,7 +277,6 @@
           <w:sz w:val="24"/>
           <w:szCs w:val="24"/>
         </w:rPr>
-        <w:t xml:space="preserve">20/06/2026 08:00</w:t>
       </w:r>
     </w:p>
     <w:p>
@@ -306,7 +299,6 @@
           <w:sz w:val="24"/>
           <w:szCs w:val="24"/>
         </w:rPr>
-        <w:t xml:space="preserve">20/06/2026 11:00</w:t>
       </w:r>
     </w:p>
     <w:p>
@@ -329,7 +321,6 @@
           <w:sz w:val="24"/>
           <w:szCs w:val="24"/>
         </w:rPr>
-        <w:t xml:space="preserve">Phòng A101</w:t>
       </w:r>
     </w:p>
     <w:p>
@@ -352,7 +343,6 @@
           <w:sz w:val="24"/>
           <w:szCs w:val="24"/>
         </w:rPr>
-        <w:t xml:space="preserve">50</w:t>
       </w:r>
     </w:p>
     <w:p>
@@ -375,7 +365,6 @@
           <w:sz w:val="24"/>
           <w:szCs w:val="24"/>
         </w:rPr>
-        <w:t xml:space="preserve">Giới thiệu React cho người mới</w:t>
       </w:r>
     </w:p>
     <w:p>
@@ -413,7 +402,6 @@
           <w:sz w:val="24"/>
           <w:szCs w:val="24"/>
         </w:rPr>
-        <w:t xml:space="preserve">Cuộc thi Hackathon 24h</w:t>
       </w:r>
     </w:p>
     <w:p>
@@ -436,7 +424,6 @@
           <w:sz w:val="24"/>
           <w:szCs w:val="24"/>
         </w:rPr>
-        <w:t xml:space="preserve">Cuộc thi</w:t>
       </w:r>
     </w:p>
     <w:p>
@@ -459,7 +446,6 @@
           <w:sz w:val="24"/>
           <w:szCs w:val="24"/>
         </w:rPr>
-        <w:t xml:space="preserve">15/07/2026 08:00</w:t>
       </w:r>
     </w:p>
     <w:p>
@@ -482,7 +468,6 @@
           <w:sz w:val="24"/>
           <w:szCs w:val="24"/>
         </w:rPr>
-        <w:t xml:space="preserve">16/07/2026 08:00</w:t>
       </w:r>
     </w:p>
     <w:p>
@@ -505,7 +490,6 @@
           <w:sz w:val="24"/>
           <w:szCs w:val="24"/>
         </w:rPr>
-        <w:t xml:space="preserve">Hội trường B</w:t>
       </w:r>
     </w:p>
     <w:p>
@@ -528,7 +512,6 @@
           <w:sz w:val="24"/>
           <w:szCs w:val="24"/>
         </w:rPr>
-        <w:t xml:space="preserve">120</w:t>
       </w:r>
     </w:p>
     <w:p>
@@ -551,7 +534,6 @@
           <w:sz w:val="24"/>
           <w:szCs w:val="24"/>
         </w:rPr>
-        <w:t xml:space="preserve">Thi lập trình theo đội</w:t>
       </w:r>
     </w:p>
     <w:p>
@@ -589,7 +571,6 @@
           <w:sz w:val="24"/>
           <w:szCs w:val="24"/>
         </w:rPr>
-        <w:t xml:space="preserve">Buổi kết nối thành viên</w:t>
       </w:r>
     </w:p>
     <w:p>
@@ -612,7 +593,6 @@
           <w:sz w:val="24"/>
           <w:szCs w:val="24"/>
         </w:rPr>
-        <w:t xml:space="preserve">Kết nối</w:t>
       </w:r>
     </w:p>
     <w:p>
@@ -635,7 +615,6 @@
           <w:sz w:val="24"/>
           <w:szCs w:val="24"/>
         </w:rPr>
-        <w:t xml:space="preserve">30/07/2026 18:00</w:t>
       </w:r>
     </w:p>
     <w:p>
@@ -658,7 +637,6 @@
           <w:sz w:val="24"/>
           <w:szCs w:val="24"/>
         </w:rPr>
-        <w:t xml:space="preserve">30/07/2026 21:00</w:t>
       </w:r>
     </w:p>
     <w:p>
@@ -681,7 +659,6 @@
           <w:sz w:val="24"/>
           <w:szCs w:val="24"/>
         </w:rPr>
-        <w:t xml:space="preserve">Sảnh Beta</w:t>
       </w:r>
     </w:p>
     <w:p>
@@ -704,7 +681,6 @@
           <w:sz w:val="24"/>
           <w:szCs w:val="24"/>
         </w:rPr>
-        <w:t xml:space="preserve">80</w:t>
       </w:r>
     </w:p>
     <w:p>
@@ -727,7 +703,6 @@
           <w:sz w:val="24"/>
           <w:szCs w:val="24"/>
         </w:rPr>
-        <w:t xml:space="preserve">Giao lưu, teambuilding cuối kỳ</w:t>
       </w:r>
     </w:p>
     <w:p>
